--- a/docs/JagaSekitar-Admin-Manual.docx
+++ b/docs/JagaSekitar-Admin-Manual.docx
@@ -87,7 +87,7 @@
     <w:sdt>
       <w:sdtPr>
         <w:alias w:val="Contents"/>
-        <w:id w:val="2122101250"/>
+        <w:id w:val="531628768"/>
       </w:sdtPr>
       <w:sdtEndPr>
         <w:rPr>
@@ -121,7 +121,7 @@
           <w:r>
             <w:fldChar w:fldCharType="separate"/>
           </w:r>
-          <w:hyperlink w:anchor="_Toc243476877" w:history="1">
+          <w:hyperlink w:anchor="_Toc243597354" w:history="1">
             <w:r>
               <w:rPr>
                 <w:rStyle w:val="Hyperlink"/>
@@ -145,7 +145,7 @@
               <w:rPr>
                 <w:noProof/>
               </w:rPr>
-              <w:instrText xml:space="preserve"> PAGEREF _Toc243476877 \h </w:instrText>
+              <w:instrText xml:space="preserve"> PAGEREF _Toc243597354 \h </w:instrText>
             </w:r>
             <w:r>
               <w:rPr>
@@ -188,7 +188,7 @@
               <w14:ligatures w14:val="standardContextual"/>
             </w:rPr>
           </w:pPr>
-          <w:hyperlink w:anchor="_Toc243476878" w:history="1">
+          <w:hyperlink w:anchor="_Toc243597355" w:history="1">
             <w:r>
               <w:rPr>
                 <w:rStyle w:val="Hyperlink"/>
@@ -212,7 +212,7 @@
               <w:rPr>
                 <w:noProof/>
               </w:rPr>
-              <w:instrText xml:space="preserve"> PAGEREF _Toc243476878 \h </w:instrText>
+              <w:instrText xml:space="preserve"> PAGEREF _Toc243597355 \h </w:instrText>
             </w:r>
             <w:r>
               <w:rPr>
@@ -255,7 +255,7 @@
               <w14:ligatures w14:val="standardContextual"/>
             </w:rPr>
           </w:pPr>
-          <w:hyperlink w:anchor="_Toc243476879" w:history="1">
+          <w:hyperlink w:anchor="_Toc243597356" w:history="1">
             <w:r>
               <w:rPr>
                 <w:rStyle w:val="Hyperlink"/>
@@ -279,7 +279,7 @@
               <w:rPr>
                 <w:noProof/>
               </w:rPr>
-              <w:instrText xml:space="preserve"> PAGEREF _Toc243476879 \h </w:instrText>
+              <w:instrText xml:space="preserve"> PAGEREF _Toc243597356 \h </w:instrText>
             </w:r>
             <w:r>
               <w:rPr>
@@ -322,7 +322,7 @@
               <w14:ligatures w14:val="standardContextual"/>
             </w:rPr>
           </w:pPr>
-          <w:hyperlink w:anchor="_Toc243476880" w:history="1">
+          <w:hyperlink w:anchor="_Toc243597357" w:history="1">
             <w:r>
               <w:rPr>
                 <w:rStyle w:val="Hyperlink"/>
@@ -346,7 +346,7 @@
               <w:rPr>
                 <w:noProof/>
               </w:rPr>
-              <w:instrText xml:space="preserve"> PAGEREF _Toc243476880 \h </w:instrText>
+              <w:instrText xml:space="preserve"> PAGEREF _Toc243597357 \h </w:instrText>
             </w:r>
             <w:r>
               <w:rPr>
@@ -389,7 +389,7 @@
               <w14:ligatures w14:val="standardContextual"/>
             </w:rPr>
           </w:pPr>
-          <w:hyperlink w:anchor="_Toc243476881" w:history="1">
+          <w:hyperlink w:anchor="_Toc243597358" w:history="1">
             <w:r>
               <w:rPr>
                 <w:rStyle w:val="Hyperlink"/>
@@ -413,7 +413,7 @@
               <w:rPr>
                 <w:noProof/>
               </w:rPr>
-              <w:instrText xml:space="preserve"> PAGEREF _Toc243476881 \h </w:instrText>
+              <w:instrText xml:space="preserve"> PAGEREF _Toc243597358 \h </w:instrText>
             </w:r>
             <w:r>
               <w:rPr>
@@ -456,7 +456,7 @@
               <w14:ligatures w14:val="standardContextual"/>
             </w:rPr>
           </w:pPr>
-          <w:hyperlink w:anchor="_Toc243476882" w:history="1">
+          <w:hyperlink w:anchor="_Toc243597359" w:history="1">
             <w:r>
               <w:rPr>
                 <w:rStyle w:val="Hyperlink"/>
@@ -480,7 +480,7 @@
               <w:rPr>
                 <w:noProof/>
               </w:rPr>
-              <w:instrText xml:space="preserve"> PAGEREF _Toc243476882 \h </w:instrText>
+              <w:instrText xml:space="preserve"> PAGEREF _Toc243597359 \h </w:instrText>
             </w:r>
             <w:r>
               <w:rPr>
@@ -497,7 +497,7 @@
               <w:rPr>
                 <w:noProof/>
               </w:rPr>
-              <w:t>8</w:t>
+              <w:t>7</w:t>
             </w:r>
             <w:r>
               <w:rPr>
@@ -523,7 +523,7 @@
               <w14:ligatures w14:val="standardContextual"/>
             </w:rPr>
           </w:pPr>
-          <w:hyperlink w:anchor="_Toc243476883" w:history="1">
+          <w:hyperlink w:anchor="_Toc243597360" w:history="1">
             <w:r>
               <w:rPr>
                 <w:rStyle w:val="Hyperlink"/>
@@ -547,7 +547,7 @@
               <w:rPr>
                 <w:noProof/>
               </w:rPr>
-              <w:instrText xml:space="preserve"> PAGEREF _Toc243476883 \h </w:instrText>
+              <w:instrText xml:space="preserve"> PAGEREF _Toc243597360 \h </w:instrText>
             </w:r>
             <w:r>
               <w:rPr>
@@ -590,7 +590,7 @@
               <w14:ligatures w14:val="standardContextual"/>
             </w:rPr>
           </w:pPr>
-          <w:hyperlink w:anchor="_Toc243476884" w:history="1">
+          <w:hyperlink w:anchor="_Toc243597361" w:history="1">
             <w:r>
               <w:rPr>
                 <w:rStyle w:val="Hyperlink"/>
@@ -614,7 +614,7 @@
               <w:rPr>
                 <w:noProof/>
               </w:rPr>
-              <w:instrText xml:space="preserve"> PAGEREF _Toc243476884 \h </w:instrText>
+              <w:instrText xml:space="preserve"> PAGEREF _Toc243597361 \h </w:instrText>
             </w:r>
             <w:r>
               <w:rPr>
@@ -733,7 +733,7 @@
       <w:pPr>
         <w:pStyle w:val="Heading2"/>
       </w:pPr>
-      <w:bookmarkStart w:id="0" w:name="_Toc243476877"/>
+      <w:bookmarkStart w:id="0" w:name="_Toc243597354"/>
       <w:r>
         <w:t>1. What the system does (in one minute)</w:t>
       </w:r>
@@ -860,7 +860,7 @@
       <w:pPr>
         <w:pStyle w:val="Heading2"/>
       </w:pPr>
-      <w:bookmarkStart w:id="1" w:name="_Toc243476878"/>
+      <w:bookmarkStart w:id="1" w:name="_Toc243597355"/>
       <w:r>
         <w:t>2. Signing in</w:t>
       </w:r>
@@ -962,7 +962,7 @@
       <w:pPr>
         <w:pStyle w:val="Heading2"/>
       </w:pPr>
-      <w:bookmarkStart w:id="2" w:name="_Toc243476879"/>
+      <w:bookmarkStart w:id="2" w:name="_Toc243597356"/>
       <w:r>
         <w:t>3. Daily routine (5 minutes)</w:t>
       </w:r>
@@ -983,7 +983,7 @@
           <w:left w:w="10" w:type="dxa"/>
           <w:right w:w="10" w:type="dxa"/>
         </w:tblCellMar>
-        <w:tblLook w:val="0000" w:firstRow="0" w:lastRow="0" w:firstColumn="0" w:lastColumn="0" w:noHBand="0" w:noVBand="0"/>
+        <w:tblLook w:val="04A0" w:firstRow="1" w:lastRow="0" w:firstColumn="1" w:lastColumn="0" w:noHBand="0" w:noVBand="1"/>
       </w:tblPr>
       <w:tblGrid>
         <w:gridCol w:w="1562"/>
@@ -1553,6 +1553,7 @@
           </w:tcPr>
           <w:p>
             <w:r>
+              <w:lastRenderedPageBreak/>
               <w:t>After a real flood</w:t>
             </w:r>
           </w:p>
@@ -1624,7 +1625,7 @@
       <w:pPr>
         <w:pStyle w:val="Heading2"/>
       </w:pPr>
-      <w:bookmarkStart w:id="3" w:name="_Toc243476880"/>
+      <w:bookmarkStart w:id="3" w:name="_Toc243597357"/>
       <w:r>
         <w:t>4. Pages</w:t>
       </w:r>
@@ -1746,7 +1747,7 @@
           <w:left w:w="10" w:type="dxa"/>
           <w:right w:w="10" w:type="dxa"/>
         </w:tblCellMar>
-        <w:tblLook w:val="0000" w:firstRow="0" w:lastRow="0" w:firstColumn="0" w:lastColumn="0" w:noHBand="0" w:noVBand="0"/>
+        <w:tblLook w:val="04A0" w:firstRow="1" w:lastRow="0" w:firstColumn="1" w:lastColumn="0" w:noHBand="0" w:noVBand="1"/>
       </w:tblPr>
       <w:tblGrid>
         <w:gridCol w:w="1120"/>
@@ -2477,6 +2478,7 @@
         <w:spacing w:after="140"/>
       </w:pPr>
       <w:r>
+        <w:lastRenderedPageBreak/>
         <w:t>Key settings:</w:t>
       </w:r>
     </w:p>
@@ -2814,7 +2816,7 @@
           <w:left w:w="10" w:type="dxa"/>
           <w:right w:w="10" w:type="dxa"/>
         </w:tblCellMar>
-        <w:tblLook w:val="0000" w:firstRow="0" w:lastRow="0" w:firstColumn="0" w:lastColumn="0" w:noHBand="0" w:noVBand="0"/>
+        <w:tblLook w:val="04A0" w:firstRow="1" w:lastRow="0" w:firstColumn="1" w:lastColumn="0" w:noHBand="0" w:noVBand="1"/>
       </w:tblPr>
       <w:tblGrid>
         <w:gridCol w:w="1504"/>
@@ -3275,6 +3277,7 @@
         <w:pStyle w:val="Heading3"/>
       </w:pPr>
       <w:r>
+        <w:lastRenderedPageBreak/>
         <w:t>4.5 AI briefing</w:t>
       </w:r>
     </w:p>
@@ -4082,7 +4085,7 @@
         <w:pStyle w:val="Heading3"/>
       </w:pPr>
       <w:r>
-        <w:t>4.11 Demo mode</w:t>
+        <w:t>4.11 Audit log</w:t>
       </w:r>
     </w:p>
     <w:p>
@@ -4090,8 +4093,28 @@
         <w:spacing w:after="140"/>
       </w:pPr>
       <w:r>
-        <w:t>Replays prepared scenarios instead of live data, so a presentation works in any weather.</w:t>
-      </w:r>
+        <w:t xml:space="preserve">Every change to reports, facilities, users, settings, broadcasts, stations, calibration and AI briefings: </w:t>
+      </w:r>
+      <w:r>
+        <w:rPr>
+          <w:b/>
+          <w:bCs/>
+        </w:rPr>
+        <w:t>When, who, Action, Entity, Change</w:t>
+      </w:r>
+      <w:r>
+        <w:t>. Use it to answer "who changed this and when?".</w:t>
+      </w:r>
+    </w:p>
+    <w:p>
+      <w:pPr>
+        <w:pStyle w:val="Heading2"/>
+      </w:pPr>
+      <w:bookmarkStart w:id="4" w:name="_Toc243597358"/>
+      <w:r>
+        <w:t>5. Emergency playbook (flood example)</w:t>
+      </w:r>
+      <w:bookmarkEnd w:id="4"/>
     </w:p>
     <w:p>
       <w:pPr>
@@ -4103,37 +4126,24 @@
         <w:spacing w:after="60"/>
       </w:pPr>
       <w:r>
-        <w:t xml:space="preserve">Choose a </w:t>
-      </w:r>
-      <w:r>
-        <w:rPr>
-          <w:b/>
-          <w:bCs/>
-        </w:rPr>
-        <w:t>Scenario</w:t>
-      </w:r>
-      <w:r>
-        <w:t xml:space="preserve"> (Monsoon flash flood, Post-flood leptospirosis + dengue, Riau fires → Perak haze) and a </w:t>
-      </w:r>
-      <w:r>
-        <w:rPr>
-          <w:b/>
-          <w:bCs/>
-        </w:rPr>
-        <w:t>speed</w:t>
-      </w:r>
-      <w:r>
-        <w:t xml:space="preserve"> → </w:t>
-      </w:r>
-      <w:r>
-        <w:rPr>
-          <w:b/>
-          <w:bCs/>
-        </w:rPr>
-        <w:t>Start demo mode</w:t>
-      </w:r>
-      <w:r>
-        <w:t>.</w:t>
+        <w:rPr>
+          <w:b/>
+          <w:bCs/>
+        </w:rPr>
+        <w:t>Overview</w:t>
+      </w:r>
+      <w:r>
+        <w:t xml:space="preserve"> → flood zones at </w:t>
+      </w:r>
+      <w:r>
+        <w:rPr>
+          <w:b/>
+          <w:bCs/>
+        </w:rPr>
+        <w:t>high/severe</w:t>
+      </w:r>
+      <w:r>
+        <w:t>? Open the app's Flood map to see where and why.</w:t>
       </w:r>
     </w:p>
     <w:p>
@@ -4146,24 +4156,24 @@
         <w:spacing w:after="60"/>
       </w:pPr>
       <w:r>
-        <w:t xml:space="preserve">Fast-forward with </w:t>
-      </w:r>
-      <w:r>
-        <w:rPr>
-          <w:b/>
-          <w:bCs/>
-        </w:rPr>
-        <w:t>⏩</w:t>
-      </w:r>
-      <w:r>
-        <w:rPr>
-          <w:b/>
-          <w:bCs/>
-        </w:rPr>
-        <w:t xml:space="preserve"> +30 min / +3 h / +12 h</w:t>
-      </w:r>
-      <w:r>
-        <w:t>.</w:t>
+        <w:rPr>
+          <w:b/>
+          <w:bCs/>
+        </w:rPr>
+        <w:t>AI briefing</w:t>
+      </w:r>
+      <w:r>
+        <w:t xml:space="preserve"> → </w:t>
+      </w:r>
+      <w:r>
+        <w:rPr>
+          <w:b/>
+          <w:bCs/>
+        </w:rPr>
+        <w:t>Generate</w:t>
+      </w:r>
+      <w:r>
+        <w:t xml:space="preserve"> (or read the latest) for a quick bilingual summary.</w:t>
       </w:r>
     </w:p>
     <w:p>
@@ -4176,81 +4186,15 @@
         <w:spacing w:after="60"/>
       </w:pPr>
       <w:r>
-        <w:rPr>
-          <w:b/>
-          <w:bCs/>
-        </w:rPr>
-        <w:t>Stop</w:t>
-      </w:r>
-      <w:r>
-        <w:t xml:space="preserve"> (asks "Switch back to live data?") — live data returns on the next worker tick.</w:t>
-      </w:r>
-    </w:p>
-    <w:p>
-      <w:pPr>
-        <w:spacing w:after="60"/>
-      </w:pPr>
-    </w:p>
-    <w:p>
-      <w:pPr>
-        <w:spacing w:after="140"/>
-      </w:pPr>
-      <w:r>
-        <w:t xml:space="preserve">While demo mode is on, </w:t>
-      </w:r>
-      <w:r>
-        <w:rPr>
-          <w:b/>
-          <w:bCs/>
-        </w:rPr>
-        <w:t>everyone's app shows the demo</w:t>
-      </w:r>
-      <w:r>
-        <w:t>. Use it only for presentations, and stop it afterwards. Needs the laptop worker (it advances every 30 s).</w:t>
-      </w:r>
-    </w:p>
-    <w:p>
-      <w:pPr>
-        <w:pStyle w:val="Heading3"/>
-      </w:pPr>
-      <w:r>
-        <w:t>4.12 Audit log</w:t>
-      </w:r>
-    </w:p>
-    <w:p>
-      <w:pPr>
-        <w:spacing w:after="140"/>
-      </w:pPr>
-      <w:r>
-        <w:t xml:space="preserve">Every change to reports, facilities, users, settings, broadcasts, stations, calibration and AI briefings: </w:t>
-      </w:r>
-      <w:r>
-        <w:rPr>
-          <w:b/>
-          <w:bCs/>
-        </w:rPr>
-        <w:t>When, who, Action, Entity, Change</w:t>
-      </w:r>
-      <w:r>
-        <w:t>. Use it to answer "who changed this and when?".</w:t>
-      </w:r>
-    </w:p>
-    <w:p>
-      <w:pPr>
-        <w:pStyle w:val="Heading2"/>
-      </w:pPr>
-      <w:bookmarkStart w:id="4" w:name="_Toc243476881"/>
-      <w:r>
-        <w:t>5. Emergency playbook (flood example)</w:t>
-      </w:r>
-      <w:bookmarkEnd w:id="4"/>
+        <w:t>Cross-check the official sources: JPS (publicinfobanjir.water.gov.my), MetMalaysia, NADMA.</w:t>
+      </w:r>
     </w:p>
     <w:p>
       <w:pPr>
         <w:pStyle w:val="ListParagraph"/>
         <w:numPr>
           <w:ilvl w:val="0"/>
-          <w:numId w:val="10"/>
+          <w:numId w:val="9"/>
         </w:numPr>
         <w:spacing w:after="60"/>
       </w:pPr>
@@ -4259,20 +4203,20 @@
           <w:b/>
           <w:bCs/>
         </w:rPr>
-        <w:t>Overview</w:t>
-      </w:r>
-      <w:r>
-        <w:t xml:space="preserve"> → flood zones at </w:t>
-      </w:r>
-      <w:r>
-        <w:rPr>
-          <w:b/>
-          <w:bCs/>
-        </w:rPr>
-        <w:t>high/severe</w:t>
-      </w:r>
-      <w:r>
-        <w:t>? Open the app's Flood map to see where and why.</w:t>
+        <w:t>Broadcast alert</w:t>
+      </w:r>
+      <w:r>
+        <w:t xml:space="preserve"> → affected districts → level → clear EN + BM message → </w:t>
+      </w:r>
+      <w:r>
+        <w:rPr>
+          <w:b/>
+          <w:bCs/>
+        </w:rPr>
+        <w:t>Review &amp; send</w:t>
+      </w:r>
+      <w:r>
+        <w:t>.</w:t>
       </w:r>
     </w:p>
     <w:p>
@@ -4280,80 +4224,7 @@
         <w:pStyle w:val="ListParagraph"/>
         <w:numPr>
           <w:ilvl w:val="0"/>
-          <w:numId w:val="10"/>
-        </w:numPr>
-        <w:spacing w:after="60"/>
-      </w:pPr>
-      <w:r>
-        <w:rPr>
-          <w:b/>
-          <w:bCs/>
-        </w:rPr>
-        <w:t>AI briefing</w:t>
-      </w:r>
-      <w:r>
-        <w:t xml:space="preserve"> → </w:t>
-      </w:r>
-      <w:r>
-        <w:rPr>
-          <w:b/>
-          <w:bCs/>
-        </w:rPr>
-        <w:t>Generate</w:t>
-      </w:r>
-      <w:r>
-        <w:t xml:space="preserve"> (or read the latest) for a quick bilingual summary.</w:t>
-      </w:r>
-    </w:p>
-    <w:p>
-      <w:pPr>
-        <w:pStyle w:val="ListParagraph"/>
-        <w:numPr>
-          <w:ilvl w:val="0"/>
-          <w:numId w:val="10"/>
-        </w:numPr>
-        <w:spacing w:after="60"/>
-      </w:pPr>
-      <w:r>
-        <w:t>Cross-check the official sources: JPS (publicinfobanjir.water.gov.my), MetMalaysia, NADMA.</w:t>
-      </w:r>
-    </w:p>
-    <w:p>
-      <w:pPr>
-        <w:pStyle w:val="ListParagraph"/>
-        <w:numPr>
-          <w:ilvl w:val="0"/>
-          <w:numId w:val="10"/>
-        </w:numPr>
-        <w:spacing w:after="60"/>
-      </w:pPr>
-      <w:r>
-        <w:rPr>
-          <w:b/>
-          <w:bCs/>
-        </w:rPr>
-        <w:t>Broadcast alert</w:t>
-      </w:r>
-      <w:r>
-        <w:t xml:space="preserve"> → affected districts → level → clear EN + BM message → </w:t>
-      </w:r>
-      <w:r>
-        <w:rPr>
-          <w:b/>
-          <w:bCs/>
-        </w:rPr>
-        <w:t>Review &amp; send</w:t>
-      </w:r>
-      <w:r>
-        <w:t>.</w:t>
-      </w:r>
-    </w:p>
-    <w:p>
-      <w:pPr>
-        <w:pStyle w:val="ListParagraph"/>
-        <w:numPr>
-          <w:ilvl w:val="0"/>
-          <w:numId w:val="10"/>
+          <w:numId w:val="9"/>
         </w:numPr>
         <w:spacing w:after="60"/>
       </w:pPr>
@@ -4392,7 +4263,7 @@
       <w:pPr>
         <w:pStyle w:val="Heading2"/>
       </w:pPr>
-      <w:bookmarkStart w:id="5" w:name="_Toc243476882"/>
+      <w:bookmarkStart w:id="5" w:name="_Toc243597359"/>
       <w:r>
         <w:t>6. Risk levels and colours</w:t>
       </w:r>
@@ -4413,7 +4284,7 @@
           <w:left w:w="10" w:type="dxa"/>
           <w:right w:w="10" w:type="dxa"/>
         </w:tblCellMar>
-        <w:tblLook w:val="0000" w:firstRow="0" w:lastRow="0" w:firstColumn="0" w:lastColumn="0" w:noHBand="0" w:noVBand="0"/>
+        <w:tblLook w:val="04A0" w:firstRow="1" w:lastRow="0" w:firstColumn="1" w:lastColumn="0" w:noHBand="0" w:noVBand="1"/>
       </w:tblPr>
       <w:tblGrid>
         <w:gridCol w:w="1114"/>
@@ -4745,7 +4616,7 @@
       <w:pPr>
         <w:pStyle w:val="Heading2"/>
       </w:pPr>
-      <w:bookmarkStart w:id="6" w:name="_Toc243476883"/>
+      <w:bookmarkStart w:id="6" w:name="_Toc243597360"/>
       <w:r>
         <w:t>7. Troubleshooting</w:t>
       </w:r>
@@ -4766,7 +4637,7 @@
           <w:left w:w="10" w:type="dxa"/>
           <w:right w:w="10" w:type="dxa"/>
         </w:tblCellMar>
-        <w:tblLook w:val="0000" w:firstRow="0" w:lastRow="0" w:firstColumn="0" w:lastColumn="0" w:noHBand="0" w:noVBand="0"/>
+        <w:tblLook w:val="04A0" w:firstRow="1" w:lastRow="0" w:firstColumn="1" w:lastColumn="0" w:noHBand="0" w:noVBand="1"/>
       </w:tblPr>
       <w:tblGrid>
         <w:gridCol w:w="2327"/>
@@ -5517,7 +5388,7 @@
       <w:pPr>
         <w:pStyle w:val="Heading2"/>
       </w:pPr>
-      <w:bookmarkStart w:id="7" w:name="_Toc243476884"/>
+      <w:bookmarkStart w:id="7" w:name="_Toc243597361"/>
       <w:r>
         <w:t>8. Good practice and rules</w:t>
       </w:r>
@@ -5601,26 +5472,6 @@
       </w:r>
       <w:r>
         <w:t xml:space="preserve"> in Thresholds; write down why.</w:t>
-      </w:r>
-    </w:p>
-    <w:p>
-      <w:pPr>
-        <w:pStyle w:val="ListParagraph"/>
-        <w:numPr>
-          <w:ilvl w:val="0"/>
-          <w:numId w:val="2"/>
-        </w:numPr>
-        <w:spacing w:after="60"/>
-      </w:pPr>
-      <w:r>
-        <w:rPr>
-          <w:b/>
-          <w:bCs/>
-        </w:rPr>
-        <w:t>Stop demo mode</w:t>
-      </w:r>
-      <w:r>
-        <w:t xml:space="preserve"> after every presentation.</w:t>
       </w:r>
     </w:p>
     <w:p>
@@ -5771,10 +5622,10 @@
 <file path=word/numbering.xml><?xml version="1.0" encoding="utf-8"?>
 <w:numbering xmlns:wpc="http://schemas.microsoft.com/office/word/2010/wordprocessingCanvas" xmlns:cx="http://schemas.microsoft.com/office/drawing/2014/chartex" xmlns:cx1="http://schemas.microsoft.com/office/drawing/2015/9/8/chartex" xmlns:cx2="http://schemas.microsoft.com/office/drawing/2015/10/21/chartex" xmlns:cx3="http://schemas.microsoft.com/office/drawing/2016/5/9/chartex" xmlns:cx4="http://schemas.microsoft.com/office/drawing/2016/5/10/chartex" xmlns:cx5="http://schemas.microsoft.com/office/drawing/2016/5/11/chartex" xmlns:cx6="http://schemas.microsoft.com/office/drawing/2016/5/12/chartex" xmlns:cx7="http://schemas.microsoft.com/office/drawing/2016/5/13/chartex" xmlns:cx8="http://schemas.microsoft.com/office/drawing/2016/5/14/chartex" xmlns:mc="http://schemas.openxmlformats.org/markup-compatibility/2006" xmlns:aink="http://schemas.microsoft.com/office/drawing/2016/ink" xmlns:am3d="http://schemas.microsoft.com/office/drawing/2017/model3d" xmlns:o="urn:schemas-microsoft-com:office:office" xmlns:oel="http://schemas.microsoft.com/office/2019/extlst" xmlns:r="http://schemas.openxmlformats.org/officeDocument/2006/relationships" xmlns:m="http://schemas.openxmlformats.org/officeDocument/2006/math" xmlns:v="urn:schemas-microsoft-com:vml" xmlns:wp14="http://schemas.microsoft.com/office/word/2010/wordprocessingDrawing" xmlns:wp="http://schemas.openxmlformats.org/drawingml/2006/wordprocessingDrawing" xmlns:w10="urn:schemas-microsoft-com:office:word" xmlns:w="http://schemas.openxmlformats.org/wordprocessingml/2006/main" xmlns:w14="http://schemas.microsoft.com/office/word/2010/wordml" xmlns:w15="http://schemas.microsoft.com/office/word/2012/wordml" xmlns:w16cex="http://schemas.microsoft.com/office/word/2018/wordml/cex" xmlns:w16cid="http://schemas.microsoft.com/office/word/2016/wordml/cid" xmlns:w16="http://schemas.microsoft.com/office/word/2018/wordml" xmlns:w16du="http://schemas.microsoft.com/office/word/2023/wordml/word16du" xmlns:w16sdtdh="http://schemas.microsoft.com/office/word/2020/wordml/sdtdatahash" xmlns:w16sdtfl="http://schemas.microsoft.com/office/word/2024/wordml/sdtformatlock" xmlns:w16se="http://schemas.microsoft.com/office/word/2015/wordml/symex" xmlns:wpg="http://schemas.microsoft.com/office/word/2010/wordprocessingGroup" xmlns:wpi="http://schemas.microsoft.com/office/word/2010/wordprocessingInk" xmlns:wne="http://schemas.microsoft.com/office/word/2006/wordml" xmlns:wps="http://schemas.microsoft.com/office/word/2010/wordprocessingShape" mc:Ignorable="w14 w15 w16se w16cid w16 w16cex w16sdtdh w16sdtfl w16du wp14">
   <w:abstractNum w:abstractNumId="0" w15:restartNumberingAfterBreak="0">
-    <w:nsid w:val="06AA599D"/>
+    <w:nsid w:val="48A063D2"/>
     <w:multiLevelType w:val="hybridMultilevel"/>
-    <w:tmpl w:val="2C76FBE2"/>
-    <w:lvl w:ilvl="0" w:tplc="CB1CADA6">
+    <w:tmpl w:val="5B94BF4A"/>
+    <w:lvl w:ilvl="0" w:tplc="1868B030">
       <w:start w:val="1"/>
       <w:numFmt w:val="decimal"/>
       <w:lvlText w:val="%1."/>
@@ -5783,7 +5634,7 @@
         <w:ind w:left="400" w:hanging="300"/>
       </w:pPr>
     </w:lvl>
-    <w:lvl w:ilvl="1" w:tplc="3FFE5D96">
+    <w:lvl w:ilvl="1" w:tplc="D15679AE">
       <w:start w:val="1"/>
       <w:numFmt w:val="decimal"/>
       <w:lvlText w:val="%2."/>
@@ -5792,7 +5643,7 @@
         <w:ind w:left="760" w:hanging="300"/>
       </w:pPr>
     </w:lvl>
-    <w:lvl w:ilvl="2" w:tplc="99F00050">
+    <w:lvl w:ilvl="2" w:tplc="94B6A3FA">
       <w:start w:val="1"/>
       <w:numFmt w:val="decimal"/>
       <w:lvlText w:val="%3."/>
@@ -5801,128 +5652,42 @@
         <w:ind w:left="1120" w:hanging="300"/>
       </w:pPr>
     </w:lvl>
-    <w:lvl w:ilvl="3" w:tplc="7DBAB8DE">
+    <w:lvl w:ilvl="3" w:tplc="1A824212">
       <w:numFmt w:val="decimal"/>
       <w:lvlText w:val=""/>
       <w:lvlJc w:val="left"/>
     </w:lvl>
-    <w:lvl w:ilvl="4" w:tplc="C812F77C">
+    <w:lvl w:ilvl="4" w:tplc="F71ED860">
       <w:numFmt w:val="decimal"/>
       <w:lvlText w:val=""/>
       <w:lvlJc w:val="left"/>
     </w:lvl>
-    <w:lvl w:ilvl="5" w:tplc="181C395C">
+    <w:lvl w:ilvl="5" w:tplc="61FEE2BE">
       <w:numFmt w:val="decimal"/>
       <w:lvlText w:val=""/>
       <w:lvlJc w:val="left"/>
     </w:lvl>
-    <w:lvl w:ilvl="6" w:tplc="F9D626EA">
+    <w:lvl w:ilvl="6" w:tplc="2112F1E2">
       <w:numFmt w:val="decimal"/>
       <w:lvlText w:val=""/>
       <w:lvlJc w:val="left"/>
     </w:lvl>
-    <w:lvl w:ilvl="7" w:tplc="2DC2C5A6">
+    <w:lvl w:ilvl="7" w:tplc="FBF6B0AA">
       <w:numFmt w:val="decimal"/>
       <w:lvlText w:val=""/>
       <w:lvlJc w:val="left"/>
     </w:lvl>
-    <w:lvl w:ilvl="8" w:tplc="F6E42114">
+    <w:lvl w:ilvl="8" w:tplc="091CB386">
       <w:numFmt w:val="decimal"/>
       <w:lvlText w:val=""/>
       <w:lvlJc w:val="left"/>
     </w:lvl>
   </w:abstractNum>
   <w:abstractNum w:abstractNumId="1" w15:restartNumberingAfterBreak="0">
-    <w:nsid w:val="162F4887"/>
+    <w:nsid w:val="59695F28"/>
     <w:multiLevelType w:val="hybridMultilevel"/>
-    <w:tmpl w:val="7C9016B6"/>
-    <w:lvl w:ilvl="0" w:tplc="B7D4C58C">
-      <w:start w:val="1"/>
-      <w:numFmt w:val="bullet"/>
-      <w:lvlText w:val="●"/>
-      <w:lvlJc w:val="left"/>
-      <w:pPr>
-        <w:ind w:left="720" w:hanging="360"/>
-      </w:pPr>
-    </w:lvl>
-    <w:lvl w:ilvl="1" w:tplc="0ED41FA4">
-      <w:start w:val="1"/>
-      <w:numFmt w:val="bullet"/>
-      <w:lvlText w:val="○"/>
-      <w:lvlJc w:val="left"/>
-      <w:pPr>
-        <w:ind w:left="1440" w:hanging="360"/>
-      </w:pPr>
-    </w:lvl>
-    <w:lvl w:ilvl="2" w:tplc="2702DF52">
-      <w:start w:val="1"/>
-      <w:numFmt w:val="bullet"/>
-      <w:lvlText w:val="■"/>
-      <w:lvlJc w:val="left"/>
-      <w:pPr>
-        <w:ind w:left="2160" w:hanging="360"/>
-      </w:pPr>
-    </w:lvl>
-    <w:lvl w:ilvl="3" w:tplc="0AB2A1B8">
-      <w:start w:val="1"/>
-      <w:numFmt w:val="bullet"/>
-      <w:lvlText w:val="●"/>
-      <w:lvlJc w:val="left"/>
-      <w:pPr>
-        <w:ind w:left="2880" w:hanging="360"/>
-      </w:pPr>
-    </w:lvl>
-    <w:lvl w:ilvl="4" w:tplc="C17E71DC">
-      <w:start w:val="1"/>
-      <w:numFmt w:val="bullet"/>
-      <w:lvlText w:val="○"/>
-      <w:lvlJc w:val="left"/>
-      <w:pPr>
-        <w:ind w:left="3600" w:hanging="360"/>
-      </w:pPr>
-    </w:lvl>
-    <w:lvl w:ilvl="5" w:tplc="5F8AADF4">
-      <w:start w:val="1"/>
-      <w:numFmt w:val="bullet"/>
-      <w:lvlText w:val="■"/>
-      <w:lvlJc w:val="left"/>
-      <w:pPr>
-        <w:ind w:left="4320" w:hanging="360"/>
-      </w:pPr>
-    </w:lvl>
-    <w:lvl w:ilvl="6" w:tplc="1A184C64">
-      <w:start w:val="1"/>
-      <w:numFmt w:val="bullet"/>
-      <w:lvlText w:val="●"/>
-      <w:lvlJc w:val="left"/>
-      <w:pPr>
-        <w:ind w:left="5040" w:hanging="360"/>
-      </w:pPr>
-    </w:lvl>
-    <w:lvl w:ilvl="7" w:tplc="27CAFEFA">
-      <w:start w:val="1"/>
-      <w:numFmt w:val="bullet"/>
-      <w:lvlText w:val="●"/>
-      <w:lvlJc w:val="left"/>
-      <w:pPr>
-        <w:ind w:left="5760" w:hanging="360"/>
-      </w:pPr>
-    </w:lvl>
-    <w:lvl w:ilvl="8" w:tplc="447246DC">
-      <w:start w:val="1"/>
-      <w:numFmt w:val="bullet"/>
-      <w:lvlText w:val="●"/>
-      <w:lvlJc w:val="left"/>
-      <w:pPr>
-        <w:ind w:left="6480" w:hanging="360"/>
-      </w:pPr>
-    </w:lvl>
-  </w:abstractNum>
-  <w:abstractNum w:abstractNumId="2" w15:restartNumberingAfterBreak="0">
-    <w:nsid w:val="3A7C7562"/>
-    <w:multiLevelType w:val="hybridMultilevel"/>
-    <w:tmpl w:val="152A5738"/>
-    <w:lvl w:ilvl="0" w:tplc="701C7502">
+    <w:tmpl w:val="AFC83D3C"/>
+    <w:lvl w:ilvl="0" w:tplc="908CC1C8">
       <w:start w:val="1"/>
       <w:numFmt w:val="bullet"/>
       <w:lvlText w:val="•"/>
@@ -5931,7 +5696,7 @@
         <w:ind w:left="400" w:hanging="300"/>
       </w:pPr>
     </w:lvl>
-    <w:lvl w:ilvl="1" w:tplc="35EABBA2">
+    <w:lvl w:ilvl="1" w:tplc="968609D2">
       <w:start w:val="1"/>
       <w:numFmt w:val="bullet"/>
       <w:lvlText w:val="–"/>
@@ -5940,7 +5705,7 @@
         <w:ind w:left="760" w:hanging="300"/>
       </w:pPr>
     </w:lvl>
-    <w:lvl w:ilvl="2" w:tplc="DCEE49C8">
+    <w:lvl w:ilvl="2" w:tplc="19B6E4D0">
       <w:start w:val="1"/>
       <w:numFmt w:val="bullet"/>
       <w:lvlText w:val="◦"/>
@@ -5949,92 +5714,172 @@
         <w:ind w:left="1120" w:hanging="300"/>
       </w:pPr>
     </w:lvl>
-    <w:lvl w:ilvl="3" w:tplc="CAFA6260">
+    <w:lvl w:ilvl="3" w:tplc="B06ED7DA">
       <w:numFmt w:val="decimal"/>
       <w:lvlText w:val=""/>
       <w:lvlJc w:val="left"/>
     </w:lvl>
-    <w:lvl w:ilvl="4" w:tplc="727426E8">
+    <w:lvl w:ilvl="4" w:tplc="81A03E00">
       <w:numFmt w:val="decimal"/>
       <w:lvlText w:val=""/>
       <w:lvlJc w:val="left"/>
     </w:lvl>
-    <w:lvl w:ilvl="5" w:tplc="F492398C">
+    <w:lvl w:ilvl="5" w:tplc="F9DC2FC6">
       <w:numFmt w:val="decimal"/>
       <w:lvlText w:val=""/>
       <w:lvlJc w:val="left"/>
     </w:lvl>
-    <w:lvl w:ilvl="6" w:tplc="228CB2E6">
+    <w:lvl w:ilvl="6" w:tplc="47C6F774">
       <w:numFmt w:val="decimal"/>
       <w:lvlText w:val=""/>
       <w:lvlJc w:val="left"/>
     </w:lvl>
-    <w:lvl w:ilvl="7" w:tplc="D3FCF916">
+    <w:lvl w:ilvl="7" w:tplc="AD2AD7AC">
       <w:numFmt w:val="decimal"/>
       <w:lvlText w:val=""/>
       <w:lvlJc w:val="left"/>
     </w:lvl>
-    <w:lvl w:ilvl="8" w:tplc="879C128A">
+    <w:lvl w:ilvl="8" w:tplc="9168E4DA">
       <w:numFmt w:val="decimal"/>
       <w:lvlText w:val=""/>
       <w:lvlJc w:val="left"/>
     </w:lvl>
   </w:abstractNum>
-  <w:num w:numId="1" w16cid:durableId="329405652">
+  <w:abstractNum w:abstractNumId="2" w15:restartNumberingAfterBreak="0">
+    <w:nsid w:val="59A313D1"/>
+    <w:multiLevelType w:val="hybridMultilevel"/>
+    <w:tmpl w:val="B7EA0098"/>
+    <w:lvl w:ilvl="0" w:tplc="0C74251A">
+      <w:start w:val="1"/>
+      <w:numFmt w:val="bullet"/>
+      <w:lvlText w:val="●"/>
+      <w:lvlJc w:val="left"/>
+      <w:pPr>
+        <w:ind w:left="720" w:hanging="360"/>
+      </w:pPr>
+    </w:lvl>
+    <w:lvl w:ilvl="1" w:tplc="A08CC1AC">
+      <w:start w:val="1"/>
+      <w:numFmt w:val="bullet"/>
+      <w:lvlText w:val="○"/>
+      <w:lvlJc w:val="left"/>
+      <w:pPr>
+        <w:ind w:left="1440" w:hanging="360"/>
+      </w:pPr>
+    </w:lvl>
+    <w:lvl w:ilvl="2" w:tplc="9F167DB2">
+      <w:start w:val="1"/>
+      <w:numFmt w:val="bullet"/>
+      <w:lvlText w:val="■"/>
+      <w:lvlJc w:val="left"/>
+      <w:pPr>
+        <w:ind w:left="2160" w:hanging="360"/>
+      </w:pPr>
+    </w:lvl>
+    <w:lvl w:ilvl="3" w:tplc="B7AA9262">
+      <w:start w:val="1"/>
+      <w:numFmt w:val="bullet"/>
+      <w:lvlText w:val="●"/>
+      <w:lvlJc w:val="left"/>
+      <w:pPr>
+        <w:ind w:left="2880" w:hanging="360"/>
+      </w:pPr>
+    </w:lvl>
+    <w:lvl w:ilvl="4" w:tplc="4AD09BD4">
+      <w:start w:val="1"/>
+      <w:numFmt w:val="bullet"/>
+      <w:lvlText w:val="○"/>
+      <w:lvlJc w:val="left"/>
+      <w:pPr>
+        <w:ind w:left="3600" w:hanging="360"/>
+      </w:pPr>
+    </w:lvl>
+    <w:lvl w:ilvl="5" w:tplc="B922BDA0">
+      <w:start w:val="1"/>
+      <w:numFmt w:val="bullet"/>
+      <w:lvlText w:val="■"/>
+      <w:lvlJc w:val="left"/>
+      <w:pPr>
+        <w:ind w:left="4320" w:hanging="360"/>
+      </w:pPr>
+    </w:lvl>
+    <w:lvl w:ilvl="6" w:tplc="28B03624">
+      <w:start w:val="1"/>
+      <w:numFmt w:val="bullet"/>
+      <w:lvlText w:val="●"/>
+      <w:lvlJc w:val="left"/>
+      <w:pPr>
+        <w:ind w:left="5040" w:hanging="360"/>
+      </w:pPr>
+    </w:lvl>
+    <w:lvl w:ilvl="7" w:tplc="7A2C8FB8">
+      <w:start w:val="1"/>
+      <w:numFmt w:val="bullet"/>
+      <w:lvlText w:val="●"/>
+      <w:lvlJc w:val="left"/>
+      <w:pPr>
+        <w:ind w:left="5760" w:hanging="360"/>
+      </w:pPr>
+    </w:lvl>
+    <w:lvl w:ilvl="8" w:tplc="15D27CF4">
+      <w:start w:val="1"/>
+      <w:numFmt w:val="bullet"/>
+      <w:lvlText w:val="●"/>
+      <w:lvlJc w:val="left"/>
+      <w:pPr>
+        <w:ind w:left="6480" w:hanging="360"/>
+      </w:pPr>
+    </w:lvl>
+  </w:abstractNum>
+  <w:num w:numId="1" w16cid:durableId="1451317747">
+    <w:abstractNumId w:val="2"/>
+    <w:lvlOverride w:ilvl="0">
+      <w:startOverride w:val="1"/>
+    </w:lvlOverride>
+  </w:num>
+  <w:num w:numId="2" w16cid:durableId="2005811862">
     <w:abstractNumId w:val="1"/>
     <w:lvlOverride w:ilvl="0">
       <w:startOverride w:val="1"/>
     </w:lvlOverride>
   </w:num>
-  <w:num w:numId="2" w16cid:durableId="1224606673">
-    <w:abstractNumId w:val="2"/>
-    <w:lvlOverride w:ilvl="0">
-      <w:startOverride w:val="1"/>
-    </w:lvlOverride>
-  </w:num>
-  <w:num w:numId="3" w16cid:durableId="1282300846">
+  <w:num w:numId="3" w16cid:durableId="431096512">
     <w:abstractNumId w:val="0"/>
     <w:lvlOverride w:ilvl="0">
       <w:startOverride w:val="1"/>
     </w:lvlOverride>
   </w:num>
-  <w:num w:numId="4" w16cid:durableId="967475153">
+  <w:num w:numId="4" w16cid:durableId="1846479091">
     <w:abstractNumId w:val="0"/>
     <w:lvlOverride w:ilvl="0">
       <w:startOverride w:val="1"/>
     </w:lvlOverride>
   </w:num>
-  <w:num w:numId="5" w16cid:durableId="750740138">
+  <w:num w:numId="5" w16cid:durableId="1507942439">
     <w:abstractNumId w:val="0"/>
     <w:lvlOverride w:ilvl="0">
       <w:startOverride w:val="1"/>
     </w:lvlOverride>
   </w:num>
-  <w:num w:numId="6" w16cid:durableId="517813797">
+  <w:num w:numId="6" w16cid:durableId="1844778538">
     <w:abstractNumId w:val="0"/>
     <w:lvlOverride w:ilvl="0">
       <w:startOverride w:val="1"/>
     </w:lvlOverride>
   </w:num>
-  <w:num w:numId="7" w16cid:durableId="1640456443">
+  <w:num w:numId="7" w16cid:durableId="394745557">
     <w:abstractNumId w:val="0"/>
     <w:lvlOverride w:ilvl="0">
       <w:startOverride w:val="1"/>
     </w:lvlOverride>
   </w:num>
-  <w:num w:numId="8" w16cid:durableId="1314723703">
+  <w:num w:numId="8" w16cid:durableId="1977030459">
     <w:abstractNumId w:val="0"/>
     <w:lvlOverride w:ilvl="0">
       <w:startOverride w:val="1"/>
     </w:lvlOverride>
   </w:num>
-  <w:num w:numId="9" w16cid:durableId="2088452587">
-    <w:abstractNumId w:val="0"/>
-    <w:lvlOverride w:ilvl="0">
-      <w:startOverride w:val="1"/>
-    </w:lvlOverride>
-  </w:num>
-  <w:num w:numId="10" w16cid:durableId="103766131">
+  <w:num w:numId="9" w16cid:durableId="284429840">
     <w:abstractNumId w:val="0"/>
     <w:lvlOverride w:ilvl="0">
       <w:startOverride w:val="1"/>
@@ -6635,7 +6480,7 @@
     <w:autoRedefine/>
     <w:uiPriority w:val="39"/>
     <w:unhideWhenUsed/>
-    <w:rsid w:val="002246CB"/>
+    <w:rsid w:val="00EA3183"/>
     <w:pPr>
       <w:spacing w:after="100"/>
       <w:ind w:left="220"/>
@@ -6651,7 +6496,7 @@
     <w:link w:val="HeaderChar"/>
     <w:uiPriority w:val="99"/>
     <w:unhideWhenUsed/>
-    <w:rsid w:val="002246CB"/>
+    <w:rsid w:val="00EA3183"/>
     <w:pPr>
       <w:tabs>
         <w:tab w:val="center" w:pos="4513"/>
@@ -6669,7 +6514,7 @@
     <w:basedOn w:val="DefaultParagraphFont"/>
     <w:link w:val="Header"/>
     <w:uiPriority w:val="99"/>
-    <w:rsid w:val="002246CB"/>
+    <w:rsid w:val="00EA3183"/>
     <w:rPr>
       <w:rFonts w:cs="Angsana New"/>
       <w:szCs w:val="28"/>
@@ -6681,7 +6526,7 @@
     <w:link w:val="FooterChar"/>
     <w:uiPriority w:val="99"/>
     <w:unhideWhenUsed/>
-    <w:rsid w:val="002246CB"/>
+    <w:rsid w:val="00EA3183"/>
     <w:pPr>
       <w:tabs>
         <w:tab w:val="center" w:pos="4513"/>
@@ -6699,7 +6544,7 @@
     <w:basedOn w:val="DefaultParagraphFont"/>
     <w:link w:val="Footer"/>
     <w:uiPriority w:val="99"/>
-    <w:rsid w:val="002246CB"/>
+    <w:rsid w:val="00EA3183"/>
     <w:rPr>
       <w:rFonts w:cs="Angsana New"/>
       <w:szCs w:val="28"/>
